--- a/example_articles/countries/England/2.countries_England_New_York_Times.docx
+++ b/example_articles/countries/England/2.countries_England_New_York_Times.docx
@@ -29,17 +29,17 @@
     </w:p>
     <w:p>
       <w:r>
-        <w:t>Source File: NYT/44.DOCX</w:t>
+        <w:t>Source file: NYT/44.DOCX</w:t>
       </w:r>
     </w:p>
     <w:p>
       <w:r>
-        <w:t>Raw locations result: ['England', 'Scotland', 'Wales', 'London']</w:t>
+        <w:t>Raw locations result, 'locations': ['England', 'Scotland', 'Wales', 'London']</w:t>
       </w:r>
     </w:p>
     <w:p>
       <w:r>
-        <w:t>countries_stand_flat (Standardized): England</w:t>
+        <w:t>Standardized locations result, 'countries_stand_flat': England</w:t>
       </w:r>
     </w:p>
     <w:p>

--- a/example_articles/countries/England/2.countries_England_New_York_Times.docx
+++ b/example_articles/countries/England/2.countries_England_New_York_Times.docx
@@ -7,9 +7,7 @@
         <w:pStyle w:val="Heading1"/>
       </w:pPr>
       <w:r>
-        <w:t>EVOLUTION IN EUROPE;</w:t>
-        <w:br/>
-        <w:t>German Leaders in Accord On Speeding Up Unification</w:t>
+        <w:t>The Sum Of His Oddities</w:t>
       </w:r>
     </w:p>
     <w:p>
@@ -19,22 +17,22 @@
     </w:p>
     <w:p>
       <w:r>
-        <w:t>Date: 1990-08-04</w:t>
+        <w:t>Date: 1991-01-13</w:t>
       </w:r>
     </w:p>
     <w:p>
       <w:r>
-        <w:t>Section: Section 1; Page 7, Column 5; Foreign Desk</w:t>
+        <w:t>Section: Section 7;; Section 7; Page 1; Column 2; Book Review Desk; Column 2;; Review</w:t>
       </w:r>
     </w:p>
     <w:p>
       <w:r>
-        <w:t>Source file: NYT/44.DOCX</w:t>
+        <w:t>Source file: NYT/53.DOCX</w:t>
       </w:r>
     </w:p>
     <w:p>
       <w:r>
-        <w:t>Raw locations result, 'locations': ['England', 'Scotland', 'Wales', 'London']</w:t>
+        <w:t>Raw locations result, 'locations': ['England']</w:t>
       </w:r>
     </w:p>
     <w:p>
@@ -51,55 +49,51 @@
     </w:p>
     <w:p>
       <w:r>
-        <w:t>Leaders of the Governments in Bonn and East Berlin moved today to speed up the formal unification of Germany by seven weeks with national elections on Oct. 14.</w:t>
+        <w:t>DICKENS</w:t>
         <w:br/>
-        <w:t>The shift from a Dec. 2 election date was proposed this morning by East Germany's Prime Minister, Lothar de Maiziere, and warmly endorsed in mid-afternoon by West Germany's Chancellor, Helmut Kohl.</w:t>
+        <w:t>By Peter Ackroyd.</w:t>
         <w:br/>
-        <w:t>Both heads of the German Governments mentioned East Germany's increasing economic problems as a compelling reason for accelerating the process of unification, but it is also apparent that both perceive holding elections sooner as an advantage for their Christian Democratic Union in the voting.</w:t>
+        <w:t>Illustrated. 1,195 pp. New York:</w:t>
+        <w:br/>
+        <w:t>HarperCollins Publishers. $35.</w:t>
+        <w:br/>
+        <w:t>This new biography of Dickens waddles along like a maudlin elephant that has attached itself to us against our will. When it speaks, it is liable to say things like this: "There are certain people who seem doomed to buy certain houses. The house expects them. It waits for them." Or this: "Can we not say that Dickens captured the soul of the English people . . .?" Or this: "Familial love can find an echo in our own hearts just as it did in that of Charles Dickens." All in all, maybe not the voice we were hoping for, even if we were hoping for another life of Dickens.</w:t>
+        <w:br/>
+        <w:t>Peter Ackroyd is a novelist and biographer of considerable talent, but why he turned that talent in this direction is not clear. Of course, the Dickens story is a great one -- the driven, uproarious genius caught in a psychic drama of misery and injustice he is also enjoying and exploiting -- but we have heard the story before, several dozen times over the years and even within the last decade. To make matters more peculiar, Mr. Ackroyd's is not exactly a Dickens for the 90's, at least not the 1990's. Mr. Ackroyd lumbers along with no concern at all for 20th-century modes of understanding the self: post-structuralist suspicions have made no inroads, and even Freud causes no alarm. Instead, he works in the old style and with the old tools, recalling the boozy-familiar tone of G. K. Chesterton at the turn of the century and the sturdy unsubtlety of John Forster, Dickens's first biographer. As they say in "The Rocky Horror Picture Show," "Let's do the time warp again!"</w:t>
+        <w:br/>
+        <w:t>Sane people do not attend "Rocky Horror" or seek out time warps, and there would be little reason to tolerate this biography if it were no more than peculiar. But, though it is maddening in its smugness, arises from a field of vision almost preposterously narrow, seems relentlessly self-absorbed and is couched in prose that often slithers and simpers, the book still finds a way to insinuate its importance. It does so, I think, not because it is itself peculiar but because it is so open to the peculiarity of its subject. Mr. Ackroyd's "Dickens" demands our attention precisely (and only) because it is so open to the strange.</w:t>
+        <w:br/>
+        <w:t>On one level, this openness manifests itself in Mr. Ackroyd's willingness to let his own uncertainty out of the bag, admitting that for all the research he has done -- and it is massive -- he cannot hope to domesticate his subject, cannot properly understand him. "One senses," he says, "the essential strangeness of the man," a strangeness that Mr. Ackroyd allows to take center stage: "He never realised how strange a writer he was." We find ourselves with such mysteries on our hands for several obvious reasons: Dickens was an unusually self-enclosed and secretive man; much is lost in the way of information; the intimate details that count are never recoverable. Mr. Ackroyd is open about that sort of thing, lamenting the fact that we cannot even guess at what has been so completely erased by time. Even when he has material with which to work, it is often dubious hearsay, gossip that he can only say "rings true" or "has an air of authenticity" about it. It's all a bit like Bram Stoker's "Dracula," where the story is constructed with the aid of "hardly one authentic document."</w:t>
+        <w:br/>
+        <w:t>But Mr. Ackroyd's own evocation of the bizarre produces more than bats. By refusing to shoo away the strangeness in his subject or in his project, he provides for us a variety of possibilities for understanding that are engaging just because they remain uncontrolled, even unexplained. His treatment of Dickens's broken marriage is a fine example. There he can only point again and again to what he does not understand about its basis and its collapse, blocking easy explanations: "But matters are never . . . simple in any marriage, let alone that of Dickens." We are, of course, given a great deal of data, all that exist, one supposes. But still we do not know, and that not knowing, paradoxically, keeps us from closing off the issue with easy judgments. Similarly with Dickens's mother, whom Dickens has traditionally been supposed to despise: Mr. Ackroyd suggests, gently, that one might just as well construe the evidence we have into a portrait of one who cared deeply for her son and attended to him with affection, providing the boy (and man) a part in a complex drama where he could play out, with great and painful satisfaction for himself, a script of "guilt and rejection" combined with "a kind of hopeless love."</w:t>
+        <w:br/>
+        <w:t>Best of all, Mr. Ackroyd presents us with the oddest explanation yet of Dickens's strange and long alliance with the actress Ellen Ternan, suggesting that he idealized her as he did his wife's dead sister Mary Hogarth, brother-sister friendships and a whole host of saintly virgins in his fiction; and that it is therefore "almost inconceivable" that the two became sexually enwrapped. He means it has become far too easy to think in terms of adultery, the terms presenting themselves to our common sense and common experience. What we gain by allowing full oddity to Dickens, in this matter and in others, is the capacity not simply to refigure the Ellen Ternan affair but to reach outside our own secure common conclusions and find again a strange uncertainty. Mr. Ackroyd's great achievement is that he reinvests Dickens, that familiar figure of hearth and home, with an alien, slightly repellent mystery.</w:t>
+        <w:br/>
+        <w:t>And there are other rewards for undergoing the companionship of a book whose full complement of annoyances has not yet been hinted at. Mr. Ackroyd often tells anecdotes very well, and there are hundreds of these. He has a firm and complex view of Dickens's need not just for order but for mastery of everything about him, people and objects alike: he would even rearrange hotel furniture to conform to his view of the world and his control of it. Mr. Ackroyd is equally impressive in his analysis of Dickens's extraordinarily personalized view of public affairs. He shows us a man who was bitterly reactionary as regards penal policy but filled with terror and pity as soon as he could imagine himself in the place of the prisoner, who had interest in individual workers in whom he could see himself but none at all in the working class.</w:t>
+        <w:br/>
+        <w:t>He never sentimentalizes Dickens's views, bluntly calling him "a 'racist' of the most egregious kind" and noting that he possessed "a striking inability to see his conduct on anything other than his own terms," consistently seizing the wrong end of the stick and using it to belabor everyone in sight. Finest of all is Mr. Ackroyd's tactful portrayal of the way Dickens exploited and was trapped within an infantile drama of abandonment, an "imaginative orphanhood" that gave him a sense of being uncaused, inimitable, but also a horrible fear of being vulnerable, a sense that everyone was watching him, everyone was talking about him. In all of this, Mr. Ackroyd is smart, persuasive, even fun to be with.</w:t>
+        <w:br/>
+        <w:t>But there are times in this 1,195-page slog when he is a bore and a nag. Worst of all is that he won't go away, droning on for so long that the reader may start to root for death to come to Dickens just to get it over with. The length might be justified if we received some fine literary criticism, but what we get is lousy, on the order of how Dickens's affection for his monsters makes them "so vividly alive" or how he seldom writes about sex "for the simple reason that sex renders people all alike." Speak for yourself! At least Mr. Ackroyd speaks very little about the novels, saying he is sick of academic literary criticism and wants to write not a "life and work" but a life and times. What this really means is that, apart from three powerful and valuable pages on disease and sanitation in midcentury London, Mr. Ackroyd now and then allows to bloom sickly little sprigs of pseudohistorical weedy generalization -- "He embodied the period from which he sprang" -- or even startling hothouse inventions of his own: "Child molestation was not infrequent in the period." In other words, Mr. Ackroyd has no more to say as a social and intellectual historian than he does as critic.</w:t>
+        <w:br/>
+        <w:t>Given the brevity of Dickens's life, then -- he died at 58 -- Mr. Ackroyd is left with a dangerous amount of room in which to chat away. Into all this he pours a lot of invented nonsense -- giving us nine full lines, for instance, of a song Dickens may have sung as a child (though there is no evidence he did), simply because Mr. Ackroyd has unearthed it. One often gets the feeling he has resolved that none of his quite commendable work will have been in vain and that whatever he has on hand he will give to us. Readers will start to recognize the file cards spilling out of the pigeonholes every time we come to a new key term. Let St. Paul's Cathedral be mentioned and here we go for a paragraph on what characters said about it in novels; mention water and we get all of Dickens's reflections on it and the names of all his favorite rivers and seaside hotels.</w:t>
+        <w:br/>
+        <w:t>Mr. Ackroyd also has space for lots of personal opinions, no matter how pointless or bubble-headed: he feels that fecklessness may be inherited (though it usually skips a generation); he thinks cities "do not change over the centuries"; he thinks William Morris and John Ruskin were "less complete men" than Dickens because they did not join him in celebrating the advance of technology. And Mr. Ackroyd loves to tell us things, the same things, several times, even (or especially) if they were not worth mentioning the first time: how many times need it be observed that many 19th-century illustrators were neurotic or that Dickens had "a real sense of the numinous"?</w:t>
+        <w:br/>
+        <w:t>Add to this that the work seems unsure of its audience, providing no footnotes or exact references, but concluding with a bizarre parade of bibliographical essays running to 59 pages; that it gives the date only about once every 100 pages (and then not always the right date -- Dickens left the law firm of Ellis &amp; Blackmore in 1828, not 1838) and leaves us feeling as if we were wandering purblind in some deep cave; that it contains six quite ghastly interludes featuring imaginary meetings of such figures as Mr. Micawber, Dickens, Peter Ackroyd, Little Nell, Oscar Wilde and T. S. Eliot -- complete with weird dialogues. I have left to censure only the book's style, a style meant, I suppose, to be "evocative," filled with atmosphere and flavor: "The want of something; the ache; the loneliness; the closeness to tears." That's a complete sentence, but there are equally poetic fragments too, along with several thousand rhetorical questions.</w:t>
+        <w:br/>
+        <w:t>One is haunted by the book and its images of oddity nevertheless. Whether the estranging is worth the price extracted from us is a question I cannot answer. But then I have no sense of the numinous at all.</w:t>
+        <w:br/>
+        <w:br/>
+        <w:t>Graphic</w:t>
+        <w:br/>
         <w:br/>
         <w:t xml:space="preserve"> </w:t>
         <w:br/>
-        <w:t>Criticized by Opposition</w:t>
-        <w:br/>
-        <w:t>Their action came as a shock to the Bonn and East Berlin opposition parties. Oskar Lafontaine, the Social Democratic candidate for the chancellorship, said his party would attempt to block this ''transparent manipulation.'' Heide Ruhle of the executive board of the Green Party accused the Kohl leadership of being ''crazed with power.''</w:t>
-        <w:br/>
-        <w:t>Bonn Government officials said the two leaders reached agreement in secret on speeding unification and setting the Oct. 14 election date at an unannounced meeting on Tuesday evening at the Austrian resort town of Sankt Gilgen.</w:t>
-        <w:br/>
-        <w:t>In a poll of 3,012 West Germans last month, 57.4 percent said they would support Mr. Kohl if national elections were held then. It was a 5 percent increase over an identical poll taken the week before. Can Kohl's Popularity Last?  But Chancellor Kohl, who has mastered the intricacies of German domestic politics like few others in his office ever have, knows that his popularity could subside rapidly as West German taxpayers tire of hearing that they must pay increasing sums to bail East Germany out of its economic troubles.</w:t>
-        <w:br/>
-        <w:t>It is a fact that the economic situation in East Germany has been deteriorating in recent weeks, with unemployment shooting up, factories closing down and consumer prices rising. East Germans continue to seek relief by moving to West Germany in large numbers. Mr. de Maiziere's Government has been pressing Bonn for up to $25 billion to cope with the problem.</w:t>
-        <w:br/>
-        <w:t>This has already alarmed large numbers of West Germans, and those Bonn politicians who are not on vacation have spent much of the week decrying the East German demands for emergency assistance.</w:t>
-        <w:br/>
-        <w:t>It is not clear that moving up the elections from Dec. 2 to mid-October is a sure thing.</w:t>
+        <w:t>Photo: Charles Dickens in 1843. (Macmillan) (pg. 24)</w:t>
         <w:br/>
         <w:t xml:space="preserve"> </w:t>
         <w:br/>
-        <w:t>Opposition Is Opposed</w:t>
-        <w:br/>
-        <w:t>The opposition Social Democrats are bitterly opposed since the shift would undoubtedly hurt them in the polls. Some Socialist politicians said the speedup was unconstitutional and one pointed out that the Social Democrats have a majority in the upper house of the West German Parliament, which might conceivably block the move.</w:t>
-        <w:br/>
-        <w:t>A spokesman for the Social Democrats said the act of unification itself can be achieved ''at any time'' when the East German Parliament votes to join West Germany under the West German Constitution. That is expected to be done in the form of approving an East-West German treaty on political-legal unification that is very close to completion.</w:t>
-        <w:br/>
-        <w:t>The Social Democratic spokesman, Eduard Heussen, said the only way that the Kohl Government could change the election date to mid-October would be to call for a vote of confidence in the Bonn Parliament, a vote which Mr. Kohl would deliberately seek to lose, thereby automatically forcing new elections that he could set for Oct. 14.</w:t>
-        <w:br/>
-        <w:t xml:space="preserve"> </w:t>
-        <w:br/>
-        <w:t>'Unexpected Turn of Events'</w:t>
-        <w:br/>
-        <w:t>However it is done, the next days and weeks in German politics are going to involve excruciatingly precise timing, as a Soviet Government spokesman pointed out today.</w:t>
-        <w:br/>
-        <w:t>''It is quite an unexpected turn of events for us,'' said Yuri Gremitskykh of the Foreign Ministry in Moscow, adding that ''the proposal by de Maiziere could disrupt the smooth work'' of the United States, Soviet Union, France and Britain to accommodate German unification in their capacities as victor powers in World War II with residual responsibilities for Germany.</w:t>
-        <w:br/>
-        <w:t>He was referring to the ''two plus four'' talks begun in February among the former wartime Allies and the two German Governments. The talks are supposed to be completed in a meeting in Moscow on Sept. 12.</w:t>
-        <w:br/>
-        <w:t>''It was agreed by all sides that external aspects of German unification should be decided before the official declaration of a single German state,'' Mr. Gremitskykh said.  State Elections in East Also figuring in the timing is a treaty on procedures in the national elections signed today by East and West German negotiators in East Berlin and the political-legal treaty on unification that is largely complete. The Federal Parliament is to be convened in a special session next Wednesday to approve the election pact, although some members of the Constitutional Court in Karlsruhe are questioning its legality.</w:t>
-        <w:br/>
-        <w:t>A further complication in timing is that East Germany has decided to reconstitute itself into 5 federal states equivalent to the 10 West German federal states, with a reunited Berlin as a 16th federal state.</w:t>
-        <w:br/>
-        <w:t>To that end, East Germany has scheduled elections for the five states - to be called Mecklenburg-West Pomerania, Saxony, Thuringia, Saxony Anhalt and Brandenburg - on Oct. 14, seven months after the country's first free elections. Thus under the Kohl-de Maiziere plan there would be simultaneous national elections and East German state elections.</w:t>
-        <w:br/>
-        <w:t>Already, there are bitter complaints from the Party of Democratic Socialism in East Germany, the successor of the Communist Party, that Mr. de Maiziere's Government has gerrymandered election districts in East Berlin to split up traditional working-class boroughs like Lichtenberg and Hohenschonhausen. ''It is scandalous,'' said the Democratic Socialist chairman, Gregor Gysi.</w:t>
+        <w:t>Drawing of Charles Dickens (Mark Summers)</w:t>
       </w:r>
     </w:p>
     <w:sectPr>

--- a/example_articles/countries/England/2.countries_England_New_York_Times.docx
+++ b/example_articles/countries/England/2.countries_England_New_York_Times.docx
@@ -7,7 +7,7 @@
         <w:pStyle w:val="Heading1"/>
       </w:pPr>
       <w:r>
-        <w:t>The Sum Of His Oddities</w:t>
+        <w:t>Deadly Skies</w:t>
       </w:r>
     </w:p>
     <w:p>
@@ -17,22 +17,22 @@
     </w:p>
     <w:p>
       <w:r>
-        <w:t>Date: 1991-01-13</w:t>
+        <w:t>Date: 2015-11-01</w:t>
       </w:r>
     </w:p>
     <w:p>
       <w:r>
-        <w:t>Section: Section 7;; Section 7; Page 1; Column 2; Book Review Desk; Column 2;; Review</w:t>
+        <w:t>Section: Section BR; Column 0; Book Review Desk; Pg. 17</w:t>
       </w:r>
     </w:p>
     <w:p>
       <w:r>
-        <w:t>Source file: NYT/53.DOCX</w:t>
+        <w:t>Source file: NYT/28.DOCX</w:t>
       </w:r>
     </w:p>
     <w:p>
       <w:r>
-        <w:t>Raw locations result, 'locations': ['England']</w:t>
+        <w:t>Raw locations result, 'locations': ['England', 'NA']</w:t>
       </w:r>
     </w:p>
     <w:p>
@@ -49,39 +49,30 @@
     </w:p>
     <w:p>
       <w:r>
-        <w:t>DICKENS</w:t>
+        <w:t>LONDON FOGThe Biography By Christine L. CortonIllustrated. 391 pp. The Belknap Press/ ­Harvard University Press. $35.  How best to solve the pollution problems of a city sunk so deep within sulfurous clouds that it was described as hell on earth? Simply answered: Relocate all urban smoke-creating industry and encircle the metropolis of London with sweetly scented flowers and elegant hedges.</w:t>
         <w:br/>
-        <w:t>By Peter Ackroyd.</w:t>
+        <w:t xml:space="preserve">  It sounds like one of those wonderfully daffy Fabian schemes for the betterment of mankind that were embraced by the likes of George Bernard Shaw and the Webbs. In fact, as Christine L. Corton, a Cambridge scholar, reveals in her engrossing and magnificently researched new book, ''London Fog,'' this fragrant anti-smoke scheme was the brainchild of John Evelyn, the 17th-century diarist. King Charles II was said to be ''much pleas'd'' with Evelyn's idea, and a bill against the smoky nuisance was duly drafted. Then -- it's the mournful leitmotif of most of Corton's tale -- nothing was done. Nobody at the time, and nobody right up to the middle of the 20th century, was willing to put public health above business interests.</w:t>
         <w:br/>
-        <w:t>Illustrated. 1,195 pp. New York:</w:t>
+        <w:t xml:space="preserve">  And yet it's a surprise to discover how beloved a feature of London life these multicolored fogs became. ''I am their painter,'' Whistler announced with characteristic modesty. Another dabbler, Claude Monet, fleeing besieged Paris in 1870, fell in love with London's vaporous, mutating clouds. Perched in a riverside room at the Savoy, he looked upon the familiar mist as his reliable collaborator. Confronted by a distressingly untypical instance of fog-free skies, Monet grew desperate: ''It seemed all my canvases were going for naught.'' He had to bide his time until ''little by little, as the fires were lit, the smoke and the mist returned.''</w:t>
         <w:br/>
-        <w:t>HarperCollins Publishers. $35.</w:t>
+        <w:t xml:space="preserve">  Visitors from abroad may have delighted in the fog, but homegrown artists lit candles and vainly scrubbed the grime from their gloom-filled studio windows. ''Give us light!'' Frederic Leighton pleaded to the unmoved guests at a Lord Mayor's banquet in 1882, begging them to have pity on the poor painter and his ''interminable hours, days and weeks of enforced idleness spent in the continuous contemplation of the ubiquitous yellow fog.'' J.M.W. Turner never finished his rendering of the smoke-swathed ''Thames Above Waterloo Bridge'' because it lacked a buyer.</w:t>
         <w:br/>
-        <w:t>This new biography of Dickens waddles along like a maudlin elephant that has attached itself to us against our will. When it speaks, it is liable to say things like this: "There are certain people who seem doomed to buy certain houses. The house expects them. It waits for them." Or this: "Can we not say that Dickens captured the soul of the English people . . .?" Or this: "Familial love can find an echo in our own hearts just as it did in that of Charles Dickens." All in all, maybe not the voice we were hoping for, even if we were hoping for another life of Dickens.</w:t>
+        <w:t xml:space="preserve">  Writers were equally divided. In fiction, Robert Louis Stevenson deployed fog-­laden images and vaporous metaphors to create the sense of menace that enfolds the mysterious activities of virtuous Dr. Jekyll's evil other. In life, the gentle author (who suffered from respiratory problems all his life) attributed his own profound depressions to ''nothing more definite than a certain hue of brown,'' that same ''great chocolate-colored pall'' that hangs over the villainous Hyde.</w:t>
         <w:br/>
-        <w:t>Peter Ackroyd is a novelist and biographer of considerable talent, but why he turned that talent in this direction is not clear. Of course, the Dickens story is a great one -- the driven, uproarious genius caught in a psychic drama of misery and injustice he is also enjoying and exploiting -- but we have heard the story before, several dozen times over the years and even within the last decade. To make matters more peculiar, Mr. Ackroyd's is not exactly a Dickens for the 90's, at least not the 1990's. Mr. Ackroyd lumbers along with no concern at all for 20th-century modes of understanding the self: post-structuralist suspicions have made no inroads, and even Freud causes no alarm. Instead, he works in the old style and with the old tools, recalling the boozy-familiar tone of G. K. Chesterton at the turn of the century and the sturdy unsubtlety of John Forster, Dickens's first biographer. As they say in "The Rocky Horror Picture Show," "Let's do the time warp again!"</w:t>
+        <w:t xml:space="preserve">  In contrast, Dickens reveled in fog, characterizing it, above all in ''Bleak House,'' as a venomous, slithering presence -- a force his admirer Joseph Conrad would aspire to match in ''The Secret Agent.'' Nathaniel Hawthorne, visiting the city, found moral lessons in London's fog, while Henry James gave it a social aspect (dank mists swirl through his working-class scenes). Mark Twain, barely visible to the tiny audiences who stumbled into a mist-veiled London lecture hall to hear him talk about ''roughing it,'' cut short that dismal effort.</w:t>
         <w:br/>
-        <w:t>Sane people do not attend "Rocky Horror" or seek out time warps, and there would be little reason to tolerate this biography if it were no more than peculiar. But, though it is maddening in its smugness, arises from a field of vision almost preposterously narrow, seems relentlessly self-absorbed and is couched in prose that often slithers and simpers, the book still finds a way to insinuate its importance. It does so, I think, not because it is itself peculiar but because it is so open to the peculiarity of its subject. Mr. Ackroyd's "Dickens" demands our attention precisely (and only) because it is so open to the strange.</w:t>
+        <w:t xml:space="preserve">  Twain's complaints about the impenetrable murk alert us to the fact that London's yellow pea-soupers (a term that derives from a much despised broth) were not confined to its streets. It's fine to stand snugly beside Arthur Conan Doyle at a (closed) window above Baker Street while Sherlock Holmes imagines a murderer prowling through the foggy depths below, ''as the tiger does the jungle, unseen until he ­pounces.'' And it's funny (but also disquieting) to learn of a post-World War I service inside St. Paul's Cathedral when the fog hung so thickly that the text (''I Am the Light of the World'') boomed down from a pulpit that was lost from view.</w:t>
         <w:br/>
-        <w:t>On one level, this openness manifests itself in Mr. Ackroyd's willingness to let his own uncertainty out of the bag, admitting that for all the research he has done -- and it is massive -- he cannot hope to domesticate his subject, cannot properly understand him. "One senses," he says, "the essential strangeness of the man," a strangeness that Mr. Ackroyd allows to take center stage: "He never realised how strange a writer he was." We find ourselves with such mysteries on our hands for several obvious reasons: Dickens was an unusually self-enclosed and secretive man; much is lost in the way of information; the intimate details that count are never recoverable. Mr. Ackroyd is open about that sort of thing, lamenting the fact that we cannot even guess at what has been so completely erased by time. Even when he has material with which to work, it is often dubious hearsay, gossip that he can only say "rings true" or "has an air of authenticity" about it. It's all a bit like Bram Stoker's "Dracula," where the story is constructed with the aid of "hardly one authentic document."</w:t>
+        <w:t xml:space="preserve">  The more serious side of Corton's book documents how business has taken precedence over humanity where London's history of pollution is concerned. A prevailing westerly wind meant that those dwelling to the east were always at most risk. Those who could afford it lived elsewhere: The east, where the Thames flows to Gravesend, was abandoned to the underclass. Those with enough means could always take flight from the inconvenient fog; the real sufferers were those with no escape, the voiceless poor.</w:t>
         <w:br/>
-        <w:t>But Mr. Ackroyd's own evocation of the bizarre produces more than bats. By refusing to shoo away the strangeness in his subject or in his project, he provides for us a variety of possibilities for understanding that are engaging just because they remain uncontrolled, even unexplained. His treatment of Dickens's broken marriage is a fine example. There he can only point again and again to what he does not understand about its basis and its collapse, blocking easy explanations: "But matters are never . . . simple in any marriage, let alone that of Dickens." We are, of course, given a great deal of data, all that exist, one supposes. But still we do not know, and that not knowing, paradoxically, keeps us from closing off the issue with easy judgments. Similarly with Dickens's mother, whom Dickens has traditionally been supposed to despise: Mr. Ackroyd suggests, gently, that one might just as well construe the evidence we have into a portrait of one who cared deeply for her son and attended to him with affection, providing the boy (and man) a part in a complex drama where he could play out, with great and painful satisfaction for himself, a script of "guilt and rejection" combined with "a kind of hopeless love."</w:t>
+        <w:t xml:space="preserve">  East London's slum dwellers were of no interest to Victorian champions of free trade like John Bright. (A man who might plausibly have jumped from the pages of ''Hard Times,'' Bright boasted of having shot down every anti-smoke bill proposed in Parliament.) Lord Palmerston spoke up for choking East Enders in the 1850s, pointing a finger at the interests of the furnace owners (all living outside London) as opposed to their victims (all haplessly resident). A bill was passed, but there was little change. Eventually, another connection was established: between London's perpetual veil of smog and its citizens' cozily smoldering grates. The conclusion was obvious. Sadly, popular World War I songs like ''Keep the Home Fires Burning'' didn't do much to encourage the adoption of smokeless fuel.</w:t>
         <w:br/>
-        <w:t>Best of all, Mr. Ackroyd presents us with the oddest explanation yet of Dickens's strange and long alliance with the actress Ellen Ternan, suggesting that he idealized her as he did his wife's dead sister Mary Hogarth, brother-sister friendships and a whole host of saintly virgins in his fiction; and that it is therefore "almost inconceivable" that the two became sexually enwrapped. He means it has become far too easy to think in terms of adultery, the terms presenting themselves to our common sense and common experience. What we gain by allowing full oddity to Dickens, in this matter and in others, is the capacity not simply to refigure the Ellen Ternan affair but to reach outside our own secure common conclusions and find again a strange uncertainty. Mr. Ackroyd's great achievement is that he reinvests Dickens, that familiar figure of hearth and home, with an alien, slightly repellent mystery.</w:t>
+        <w:t xml:space="preserve">  It wasn't until what came to be known as the ''Great Killer Fog'' of 1952 that the casualty rate became impossible to ignore and the British press finally took up the cause. Harold Macmillan made cynical use of his powers as minister of housing to ensure that lung-friendly decisions would not be taken. It was left to a bullish M.P., Gerald Nabarro, to steer the Clean Air Act into law in 1956. Within a few years, even as the war against pollution was still in its infancy, the dreaded pea-soupers began to fade into mythology.</w:t>
         <w:br/>
-        <w:t>And there are other rewards for undergoing the companionship of a book whose full complement of annoyances has not yet been hinted at. Mr. Ackroyd often tells anecdotes very well, and there are hundreds of these. He has a firm and complex view of Dickens's need not just for order but for mastery of everything about him, people and objects alike: he would even rearrange hotel furniture to conform to his view of the world and his control of it. Mr. Ackroyd is equally impressive in his analysis of Dickens's extraordinarily personalized view of public affairs. He shows us a man who was bitterly reactionary as regards penal policy but filled with terror and pity as soon as he could imagine himself in the place of the prisoner, who had interest in individual workers in whom he could see himself but none at all in the working class.</w:t>
+        <w:t xml:space="preserve">  Corton's book combines meticulous social history with a wealth of eccentric detail. Thus we learn that London's ubiquitous plane trees were chosen for their shiny, fog-resistant foliage. And since Jack the Ripper actually went out to stalk his victims on fog-free nights, filmmakers had to fake the sort of dank, smoke-wreathed London scenes audiences craved. It's discoveries like these that make reading ''London Fog'' such an unusual, enthralling and enlightening experience.</w:t>
         <w:br/>
-        <w:t>He never sentimentalizes Dickens's views, bluntly calling him "a 'racist' of the most egregious kind" and noting that he possessed "a striking inability to see his conduct on anything other than his own terms," consistently seizing the wrong end of the stick and using it to belabor everyone in sight. Finest of all is Mr. Ackroyd's tactful portrayal of the way Dickens exploited and was trapped within an infantile drama of abandonment, an "imaginative orphanhood" that gave him a sense of being uncaused, inimitable, but also a horrible fear of being vulnerable, a sense that everyone was watching him, everyone was talking about him. In all of this, Mr. Ackroyd is smart, persuasive, even fun to be with.</w:t>
         <w:br/>
-        <w:t>But there are times in this 1,195-page slog when he is a bore and a nag. Worst of all is that he won't go away, droning on for so long that the reader may start to root for death to come to Dickens just to get it over with. The length might be justified if we received some fine literary criticism, but what we get is lousy, on the order of how Dickens's affection for his monsters makes them "so vividly alive" or how he seldom writes about sex "for the simple reason that sex renders people all alike." Speak for yourself! At least Mr. Ackroyd speaks very little about the novels, saying he is sick of academic literary criticism and wants to write not a "life and work" but a life and times. What this really means is that, apart from three powerful and valuable pages on disease and sanitation in midcentury London, Mr. Ackroyd now and then allows to bloom sickly little sprigs of pseudohistorical weedy generalization -- "He embodied the period from which he sprang" -- or even startling hothouse inventions of his own: "Child molestation was not infrequent in the period." In other words, Mr. Ackroyd has no more to say as a social and intellectual historian than he does as critic.</w:t>
-        <w:br/>
-        <w:t>Given the brevity of Dickens's life, then -- he died at 58 -- Mr. Ackroyd is left with a dangerous amount of room in which to chat away. Into all this he pours a lot of invented nonsense -- giving us nine full lines, for instance, of a song Dickens may have sung as a child (though there is no evidence he did), simply because Mr. Ackroyd has unearthed it. One often gets the feeling he has resolved that none of his quite commendable work will have been in vain and that whatever he has on hand he will give to us. Readers will start to recognize the file cards spilling out of the pigeonholes every time we come to a new key term. Let St. Paul's Cathedral be mentioned and here we go for a paragraph on what characters said about it in novels; mention water and we get all of Dickens's reflections on it and the names of all his favorite rivers and seaside hotels.</w:t>
-        <w:br/>
-        <w:t>Mr. Ackroyd also has space for lots of personal opinions, no matter how pointless or bubble-headed: he feels that fecklessness may be inherited (though it usually skips a generation); he thinks cities "do not change over the centuries"; he thinks William Morris and John Ruskin were "less complete men" than Dickens because they did not join him in celebrating the advance of technology. And Mr. Ackroyd loves to tell us things, the same things, several times, even (or especially) if they were not worth mentioning the first time: how many times need it be observed that many 19th-century illustrators were neurotic or that Dickens had "a real sense of the numinous"?</w:t>
-        <w:br/>
-        <w:t>Add to this that the work seems unsure of its audience, providing no footnotes or exact references, but concluding with a bizarre parade of bibliographical essays running to 59 pages; that it gives the date only about once every 100 pages (and then not always the right date -- Dickens left the law firm of Ellis &amp; Blackmore in 1828, not 1838) and leaves us feeling as if we were wandering purblind in some deep cave; that it contains six quite ghastly interludes featuring imaginary meetings of such figures as Mr. Micawber, Dickens, Peter Ackroyd, Little Nell, Oscar Wilde and T. S. Eliot -- complete with weird dialogues. I have left to censure only the book's style, a style meant, I suppose, to be "evocative," filled with atmosphere and flavor: "The want of something; the ache; the loneliness; the closeness to tears." That's a complete sentence, but there are equally poetic fragments too, along with several thousand rhetorical questions.</w:t>
-        <w:br/>
-        <w:t>One is haunted by the book and its images of oddity nevertheless. Whether the estranging is worth the price extracted from us is a question I cannot answer. But then I have no sense of the numinous at all.</w:t>
+        <w:t>http://www.nytimes.com/2015/11/01/books/review/london-fog-the-biography-by-christine-l-corton.html</w:t>
         <w:br/>
         <w:br/>
         <w:t>Graphic</w:t>
@@ -89,11 +80,7 @@
         <w:br/>
         <w:t xml:space="preserve"> </w:t>
         <w:br/>
-        <w:t>Photo: Charles Dickens in 1843. (Macmillan) (pg. 24)</w:t>
-        <w:br/>
-        <w:t xml:space="preserve"> </w:t>
-        <w:br/>
-        <w:t>Drawing of Charles Dickens (Mark Summers)</w:t>
+        <w:t>PHOTO: Central London at night, 1936. (PHOTOGRAPH FROM GETTY IMAGES)</w:t>
       </w:r>
     </w:p>
     <w:sectPr>

--- a/example_articles/countries/England/2.countries_England_New_York_Times.docx
+++ b/example_articles/countries/England/2.countries_England_New_York_Times.docx
@@ -7,7 +7,7 @@
         <w:pStyle w:val="Heading1"/>
       </w:pPr>
       <w:r>
-        <w:t>Deadly Skies</w:t>
+        <w:t>BUTTERED TOAST AND BOSWELL'S COW</w:t>
       </w:r>
     </w:p>
     <w:p>
@@ -17,22 +17,22 @@
     </w:p>
     <w:p>
       <w:r>
-        <w:t>Date: 2015-11-01</w:t>
+        <w:t>Date: 1987-04-12</w:t>
       </w:r>
     </w:p>
     <w:p>
       <w:r>
-        <w:t>Section: Section BR; Column 0; Book Review Desk; Pg. 17</w:t>
+        <w:t>Section: Section 7; Page 11, Column 1; Book Review Desk; Review</w:t>
       </w:r>
     </w:p>
     <w:p>
       <w:r>
-        <w:t>Source file: NYT/28.DOCX</w:t>
+        <w:t>Source file: NYT/49.DOCX</w:t>
       </w:r>
     </w:p>
     <w:p>
       <w:r>
-        <w:t>Raw locations result, 'locations': ['England', 'NA']</w:t>
+        <w:t>Raw locations result, 'locations': ['England', 'Bristol']</w:t>
       </w:r>
     </w:p>
     <w:p>
@@ -49,38 +49,23 @@
     </w:p>
     <w:p>
       <w:r>
-        <w:t>LONDON FOGThe Biography By Christine L. CortonIllustrated. 391 pp. The Belknap Press/ ­Harvard University Press. $35.  How best to solve the pollution problems of a city sunk so deep within sulfurous clouds that it was described as hell on earth? Simply answered: Relocate all urban smoke-creating industry and encircle the metropolis of London with sweetly scented flowers and elegant hedges.</w:t>
+        <w:t>THE ENGLISH</w:t>
         <w:br/>
-        <w:t xml:space="preserve">  It sounds like one of those wonderfully daffy Fabian schemes for the betterment of mankind that were embraced by the likes of George Bernard Shaw and the Webbs. In fact, as Christine L. Corton, a Cambridge scholar, reveals in her engrossing and magnificently researched new book, ''London Fog,'' this fragrant anti-smoke scheme was the brainchild of John Evelyn, the 17th-century diarist. King Charles II was said to be ''much pleas'd'' with Evelyn's idea, and a bill against the smoky nuisance was duly drafted. Then -- it's the mournful leitmotif of most of Corton's tale -- nothing was done. Nobody at the time, and nobody right up to the middle of the 20th century, was willing to put public health above business interests.</w:t>
+        <w:t>A Social History, 1066-1945. By Christopher Hibbert. Illustrated. 785 pp. New York: W. W. Norton &amp; Company. $32.95.</w:t>
         <w:br/>
-        <w:t xml:space="preserve">  And yet it's a surprise to discover how beloved a feature of London life these multicolored fogs became. ''I am their painter,'' Whistler announced with characteristic modesty. Another dabbler, Claude Monet, fleeing besieged Paris in 1870, fell in love with London's vaporous, mutating clouds. Perched in a riverside room at the Savoy, he looked upon the familiar mist as his reliable collaborator. Confronted by a distressingly untypical instance of fog-free skies, Monet grew desperate: ''It seemed all my canvases were going for naught.'' He had to bide his time until ''little by little, as the fires were lit, the smoke and the mist returned.''</w:t>
+        <w:t>AS is only to be expected from a book succinctly titled ''The English,'' Christopher Hibbert has written a chronicle of 879 years of national culture that is not in the least bit French. I mean his ''social history'' has none of the marks of the annaliste school of French historians associated with such names as Lucien Febvre, Philippe Aries and Fernand Braudel, with its emphasis on long-term social changes, its reliance on demography and its pan-European interest in underlying economic causality. A self-avowed popular historian, Mr. Hibbert is the author of 24 previous volumes of biography and history, ranging from ''The Battle of Arnhem'' to ''The Personal History of Samuel Johnson'' and ''The Rise and Fall of the House of Medici'' (the last so enchanting that, reading it during a stay in Florence, I could barely get myself out the door to look at the monuments Mr. Hibbert described).</w:t>
         <w:br/>
-        <w:t xml:space="preserve">  Visitors from abroad may have delighted in the fog, but homegrown artists lit candles and vainly scrubbed the grime from their gloom-filled studio windows. ''Give us light!'' Frederic Leighton pleaded to the unmoved guests at a Lord Mayor's banquet in 1882, begging them to have pity on the poor painter and his ''interminable hours, days and weeks of enforced idleness spent in the continuous contemplation of the ubiquitous yellow fog.'' J.M.W. Turner never finished his rendering of the smoke-swathed ''Thames Above Waterloo Bridge'' because it lacked a buyer.</w:t>
+        <w:t>In an author's note, Mr. Hibbert explains that analysis is not his intent and that he had originally intended to call his massive new book ''Scenes of English Life.'' It would have been well had he done so, for the reader would not then have expected the more rigorous methods promised by the subtitle, ''A Social History.'' In place of analysis here we find anecdotes. The emphasis is local, the facts are fascinating, the tone is often amusing. This is Mr. Hibbert's description of the often riotous behavior of 18th-century London theater crowds during performances: ''Another night, at Drury Lane, 'in a wild freak of youthful extravagance', Boswell 'entertained the audience prodigiously', so he flattered himself, 'by imitating the lowing of a cow'. 'I was so successful in this boyish frolic that the universal cry of the galleries was, ''Encore the cow! Encore the cow!''. In the pride of my heart I attempted imitations of some other animals, but with very inferior effect. My reverend friend [his companion, Dr Hugh Blair], anxious for my fame, with the air of utmost gravity and earnestness addressed me thus: ''My dear sir, I would confine myself to the cow.'' ' ''</w:t>
         <w:br/>
-        <w:t xml:space="preserve">  Writers were equally divided. In fiction, Robert Louis Stevenson deployed fog-­laden images and vaporous metaphors to create the sense of menace that enfolds the mysterious activities of virtuous Dr. Jekyll's evil other. In life, the gentle author (who suffered from respiratory problems all his life) attributed his own profound depressions to ''nothing more definite than a certain hue of brown,'' that same ''great chocolate-colored pall'' that hangs over the villainous Hyde.</w:t>
+        <w:t>Like Boswell, Mr. Hibbert confines himself to the cow - the successful trick in this case being his unending flow of anecdotes about such things as murderous medieval town-gown relations, Elizabethan barbershop music (while they waited, clients played on specially provided instruments), changes in pub hours during World War I. By turns witty and disgusting, fascinating and funny, the anecdotes are, as his structural rubrics make clear, most often theatrical and literary. English history from its birth at the Battle of Hastings to the dawn of its decline at the end of World War II is divided into four major sections: ''The Middle Ages,'' ''The Ages of Shakespeare and Milton,'' ''From Defoe to Cobbett'' and ''From the Victorians to Modern Times.''</w:t>
         <w:br/>
-        <w:t xml:space="preserve">  In contrast, Dickens reveled in fog, characterizing it, above all in ''Bleak House,'' as a venomous, slithering presence -- a force his admirer Joseph Conrad would aspire to match in ''The Secret Agent.'' Nathaniel Hawthorne, visiting the city, found moral lessons in London's fog, while Henry James gave it a social aspect (dank mists swirl through his working-class scenes). Mark Twain, barely visible to the tiny audiences who stumbled into a mist-veiled London lecture hall to hear him talk about ''roughing it,'' cut short that dismal effort.</w:t>
+        <w:t>Defoe Mr. Hibbert calls ''the best authority for early eighteenth-century England that we have.'' As defensible as this proposition may be, it bespeaks an acceptance of Defoe's limitations as a source which could only be corrected by a demographic analysis based on patient raking through parish registers, a search for alternate nonliterary voices that might offer different testimony. Similarly, the sexual escapades recorded by Pepys and Boswell are the basis for the conclusion that ''there is no reason to suppose that the women [Boswell] and Pepys encountered were peculiarly accommodating. . . . Indeed, it seems, that most women in their day took pleasure in sex and were, like men, unselfconsciously intrigued by all its manifestations and quite ready to regard with indulgence the results of its illicit practice.'' While cultural attitudes toward sexuality in the 18th century did differ radically from the hypocritical prudishness of the well-meaning Victorian reformers Mr. Hibbert cites later, Pepys's and Boswell's sexual sketches can bear a very different class-based Continued on next page analysis than either they or Mr. Hibbert offer us.</w:t>
         <w:br/>
-        <w:t xml:space="preserve">  Twain's complaints about the impenetrable murk alert us to the fact that London's yellow pea-soupers (a term that derives from a much despised broth) were not confined to its streets. It's fine to stand snugly beside Arthur Conan Doyle at a (closed) window above Baker Street while Sherlock Holmes imagines a murderer prowling through the foggy depths below, ''as the tiger does the jungle, unseen until he ­pounces.'' And it's funny (but also disquieting) to learn of a post-World War I service inside St. Paul's Cathedral when the fog hung so thickly that the text (''I Am the Light of the World'') boomed down from a pulpit that was lost from view.</w:t>
+        <w:t>''The English'' ought, by rights, to be insular in its focus, and in fact the Empire makes little appearance here except insofar as its economic force has a varying impact on the fortunes of Great Britain. The American colonies are mentioned merely in terms of the army conscription their rebellion required in 1779. The slave trade appears only in a couple of sentences telling us it was abolished in 1807. However, a few of the volume's many lush illustrations show black servants and minstrels, a constant refrain in working-class complaints is that they are treated like black slaves in America and the caption to one picture of early 18th-century Bristol notes that as many as 30,000 slaves left the port every year. (None of these items appear in the index under ''slaves,'' which cites only the temporary enslavement of vagabonds in Elizabethan England.) Given the often belletristic nature of the first three-quarters of the volume, it is hard to account for the remarkable change in tone from the descriptions of pre-industrial England to the statistically detailed horrors of the Victorian period when ''in 1847 paupers were put to bone-crushing: they were so ill fed that they fought each other for the putrid gristle from the horses' bones.'' The speed of narration - nine centuries in 700 pages - begins only in the Victorian era to operate like time-lapse photography; the landscape we have watched changing slowly now develops fissures in a flash, and a new, deeper abyss opens between the ruling elite and the masses of hideously suffering poor.</w:t>
         <w:br/>
-        <w:t xml:space="preserve">  The more serious side of Corton's book documents how business has taken precedence over humanity where London's history of pollution is concerned. A prevailing westerly wind meant that those dwelling to the east were always at most risk. Those who could afford it lived elsewhere: The east, where the Thames flows to Gravesend, was abandoned to the underclass. Those with enough means could always take flight from the inconvenient fog; the real sufferers were those with no escape, the voiceless poor.</w:t>
+        <w:t>For example, Mr. Hibbert juxtaposes the anecdotage of the anonymous ''My Secret Life'' (''You can always have a field girl. . . . Nobody cares'') with a commission report on children's employment that records the voice of a raped 13-year-old field girl. Here, since the Victorian reformers themselves supplied the documents, Mr. Hibbert is able to supply a corrective view. It would have been more difficult, but not impossible, for him to have supplied a similar perspective in the case of Boswell and Pepys.</w:t>
         <w:br/>
-        <w:t xml:space="preserve">  East London's slum dwellers were of no interest to Victorian champions of free trade like John Bright. (A man who might plausibly have jumped from the pages of ''Hard Times,'' Bright boasted of having shot down every anti-smoke bill proposed in Parliament.) Lord Palmerston spoke up for choking East Enders in the 1850s, pointing a finger at the interests of the furnace owners (all living outside London) as opposed to their victims (all haplessly resident). A bill was passed, but there was little change. Eventually, another connection was established: between London's perpetual veil of smog and its citizens' cozily smoldering grates. The conclusion was obvious. Sadly, popular World War I songs like ''Keep the Home Fires Burning'' didn't do much to encourage the adoption of smokeless fuel.</w:t>
-        <w:br/>
-        <w:t xml:space="preserve">  It wasn't until what came to be known as the ''Great Killer Fog'' of 1952 that the casualty rate became impossible to ignore and the British press finally took up the cause. Harold Macmillan made cynical use of his powers as minister of housing to ensure that lung-friendly decisions would not be taken. It was left to a bullish M.P., Gerald Nabarro, to steer the Clean Air Act into law in 1956. Within a few years, even as the war against pollution was still in its infancy, the dreaded pea-soupers began to fade into mythology.</w:t>
-        <w:br/>
-        <w:t xml:space="preserve">  Corton's book combines meticulous social history with a wealth of eccentric detail. Thus we learn that London's ubiquitous plane trees were chosen for their shiny, fog-resistant foliage. And since Jack the Ripper actually went out to stalk his victims on fog-free nights, filmmakers had to fake the sort of dank, smoke-wreathed London scenes audiences craved. It's discoveries like these that make reading ''London Fog'' such an unusual, enthralling and enlightening experience.</w:t>
-        <w:br/>
-        <w:br/>
-        <w:t>http://www.nytimes.com/2015/11/01/books/review/london-fog-the-biography-by-christine-l-corton.html</w:t>
-        <w:br/>
-        <w:br/>
-        <w:t>Graphic</w:t>
-        <w:br/>
-        <w:br/>
-        <w:t xml:space="preserve"> </w:t>
-        <w:br/>
-        <w:t>PHOTO: Central London at night, 1936. (PHOTOGRAPH FROM GETTY IMAGES)</w:t>
+        <w:t>Moving through his four periods in paired social groupings - such as ''Pupils and Masters,'' ''Actors and Playgoers,'' ''Masters and Workers,'' ''Homes and Holidays'' - Mr. Hibbert paints scenes teeming with detail that richly evoke the evolution of a wide range of social institutions: education, medicine, marriage, work, leisure, theater, commerce and, not least, eating. Anyone on a diet would be advised to postpone this book. So sensuous is the evocation of food, with page-long menus to exemplify the difference between cultural periods (one chapter is titled ''Roasted Chickens - Pease - Lobsters - Strawberries''), the reader is inspired to snack a great deal. And, since the book is as long as it is rich, one's appreciation of Mr. Hibbert's delectable style may be weighed on the scales. ''The English'' goes down like the buttered toast they invented: ''There is a way of roasting slices of buttered bread before the fire which is incomparable,'' a foreigner observed. ''One slice after another is taken and held to the fire with a fork till the butter soaks through the whole pile of slices. This is called toast.'' ''Toast'' also has an entry in the index.</w:t>
       </w:r>
     </w:p>
     <w:sectPr>

--- a/example_articles/countries/England/2.countries_England_New_York_Times.docx
+++ b/example_articles/countries/England/2.countries_England_New_York_Times.docx
@@ -7,7 +7,7 @@
         <w:pStyle w:val="Heading1"/>
       </w:pPr>
       <w:r>
-        <w:t>BUTTERED TOAST AND BOSWELL'S COW</w:t>
+        <w:t>A Spot of Tea Party?</w:t>
       </w:r>
     </w:p>
     <w:p>
@@ -17,12 +17,12 @@
     </w:p>
     <w:p>
       <w:r>
-        <w:t>Date: 1987-04-12</w:t>
+        <w:t>Date: 2014-05-18</w:t>
       </w:r>
     </w:p>
     <w:p>
       <w:r>
-        <w:t>Section: Section 7; Page 11, Column 1; Book Review Desk; Review</w:t>
+        <w:t>Section: Section MM; Column 0; Magazine Desk; Pg. 22</w:t>
       </w:r>
     </w:p>
     <w:p>
@@ -32,7 +32,7 @@
     </w:p>
     <w:p>
       <w:r>
-        <w:t>Raw locations result, 'locations': ['England', 'Bristol']</w:t>
+        <w:t>Raw locations result, 'locations': ['England']</w:t>
       </w:r>
     </w:p>
     <w:p>
@@ -49,23 +49,108 @@
     </w:p>
     <w:p>
       <w:r>
-        <w:t>THE ENGLISH</w:t>
+        <w:t>After the warm-up speeches, a hush of expectation fell. The Forum in Bath is an Art Deco movie theater now used mostly for concerts and evangelical services, and on the last Tuesday of April, it had the air of a revivalist meeting. In the foyer, they were selling books, button badges and even tea towels, while inside a lively, if middle-aged, audience nearly filled the former cinema.</w:t>
         <w:br/>
-        <w:t>A Social History, 1066-1945. By Christopher Hibbert. Illustrated. 785 pp. New York: W. W. Norton &amp; Company. $32.95.</w:t>
+        <w:t>They had come to hear Nigel Farage, the loquacious, dynamic, bumptious, bibulous, irrepressible leader of the United Kingdom Independence Party, who was touring the country ahead of the elections to the European Parliament later this month. He has himself been a member of that body for 15 years and will doubtless be re-elected, although he belongs to it only to attack it, and his party exists to destroy it, or at least British participation in it and in the European Union.</w:t>
         <w:br/>
-        <w:t>AS is only to be expected from a book succinctly titled ''The English,'' Christopher Hibbert has written a chronicle of 879 years of national culture that is not in the least bit French. I mean his ''social history'' has none of the marks of the annaliste school of French historians associated with such names as Lucien Febvre, Philippe Aries and Fernand Braudel, with its emphasis on long-term social changes, its reliance on demography and its pan-European interest in underlying economic causality. A self-avowed popular historian, Mr. Hibbert is the author of 24 previous volumes of biography and history, ranging from ''The Battle of Arnhem'' to ''The Personal History of Samuel Johnson'' and ''The Rise and Fall of the House of Medici'' (the last so enchanting that, reading it during a stay in Florence, I could barely get myself out the door to look at the monuments Mr. Hibbert described).</w:t>
+        <w:t>That still seems quite a remote prospect, but these elections, separate from national elections, could have a drastic impact on British politics. As yet, UKIP doesn't have a single member of Parliament, or M.P., in the House of Commons at Westminster. But if the polls are right, UKIP will come out on top in the European elections, ahead of the Conservatives and the Liberal Democrats, who at present govern the country in uneasy coalition, as well as the opposition Labour Party. Even if UKIP doesn't believe in the E.U., winning in the European elections will greatly enhance their position back home.</w:t>
         <w:br/>
-        <w:t>In an author's note, Mr. Hibbert explains that analysis is not his intent and that he had originally intended to call his massive new book ''Scenes of English Life.'' It would have been well had he done so, for the reader would not then have expected the more rigorous methods promised by the subtitle, ''A Social History.'' In place of analysis here we find anecdotes. The emphasis is local, the facts are fascinating, the tone is often amusing. This is Mr. Hibbert's description of the often riotous behavior of 18th-century London theater crowds during performances: ''Another night, at Drury Lane, 'in a wild freak of youthful extravagance', Boswell 'entertained the audience prodigiously', so he flattered himself, 'by imitating the lowing of a cow'. 'I was so successful in this boyish frolic that the universal cry of the galleries was, ''Encore the cow! Encore the cow!''. In the pride of my heart I attempted imitations of some other animals, but with very inferior effect. My reverend friend [his companion, Dr Hugh Blair], anxious for my fame, with the air of utmost gravity and earnestness addressed me thus: ''My dear sir, I would confine myself to the cow.'' ' ''</w:t>
+        <w:t>Maybe because he thought he was about to upset the political apple cart, Farage had a swagger in his step as he took the stage at the Forum to thunderous applause. He spoke easily, at some length, with no notes or prompter, relentlessly hammering away at his theme: The country threw away its independence and is now governed by the Eurocrats of Brussels, who have let in a flood of immigrants from Bulgaria and Romania. All will be well if the United Kingdom leaves the European Union.</w:t>
         <w:br/>
-        <w:t>Like Boswell, Mr. Hibbert confines himself to the cow - the successful trick in this case being his unending flow of anecdotes about such things as murderous medieval town-gown relations, Elizabethan barbershop music (while they waited, clients played on specially provided instruments), changes in pub hours during World War I. By turns witty and disgusting, fascinating and funny, the anecdotes are, as his structural rubrics make clear, most often theatrical and literary. English history from its birth at the Battle of Hastings to the dawn of its decline at the end of World War II is divided into four major sections: ''The Middle Ages,'' ''The Ages of Shakespeare and Milton,'' ''From Defoe to Cobbett'' and ''From the Victorians to Modern Times.''</w:t>
+        <w:t>Outside, there was a knot of demonstrators as well as a BBC television truck: Farage is news. Two protesters held a banner that said (incorrectly as it happens) ''Nigel Farage is a banker,'' and one woman had a small handwritten placard reading, ''They called Hitler charismatic too.'' If the comparison is hyperbolic, she's hardly alone. For all his apparent geniality, Farage is seen by plenty of people as a pernicious figure and his party as a danger to the political health of the nation.</w:t>
         <w:br/>
-        <w:t>Defoe Mr. Hibbert calls ''the best authority for early eighteenth-century England that we have.'' As defensible as this proposition may be, it bespeaks an acceptance of Defoe's limitations as a source which could only be corrected by a demographic analysis based on patient raking through parish registers, a search for alternate nonliterary voices that might offer different testimony. Similarly, the sexual escapades recorded by Pepys and Boswell are the basis for the conclusion that ''there is no reason to suppose that the women [Boswell] and Pepys encountered were peculiarly accommodating. . . . Indeed, it seems, that most women in their day took pleasure in sex and were, like men, unselfconsciously intrigued by all its manifestations and quite ready to regard with indulgence the results of its illicit practice.'' While cultural attitudes toward sexuality in the 18th century did differ radically from the hypocritical prudishness of the well-meaning Victorian reformers Mr. Hibbert cites later, Pepys's and Boswell's sexual sketches can bear a very different class-based Continued on next page analysis than either they or Mr. Hibbert offer us.</w:t>
+        <w:t>In addition to an egg thrown at him as he was walking through Nottingham three days later, a deluge of criticism and scandal has recently washed over him and his party -- from allegations of financial impropriety to a concerted campaign to brand UKIP as racist, an accusation that some of its own activists have done nothing to discourage. And all of it is laughed off by Farage with cheeky bravado. At his peroration in Bath, he said that he had received a letter from a 92-year-old former bomber pilot: ''Nigel, you only start getting flak when you're near the target!''</w:t>
         <w:br/>
-        <w:t>''The English'' ought, by rights, to be insular in its focus, and in fact the Empire makes little appearance here except insofar as its economic force has a varying impact on the fortunes of Great Britain. The American colonies are mentioned merely in terms of the army conscription their rebellion required in 1779. The slave trade appears only in a couple of sentences telling us it was abolished in 1807. However, a few of the volume's many lush illustrations show black servants and minstrels, a constant refrain in working-class complaints is that they are treated like black slaves in America and the caption to one picture of early 18th-century Bristol notes that as many as 30,000 slaves left the port every year. (None of these items appear in the index under ''slaves,'' which cites only the temporary enslavement of vagabonds in Elizabethan England.) Given the often belletristic nature of the first three-quarters of the volume, it is hard to account for the remarkable change in tone from the descriptions of pre-industrial England to the statistically detailed horrors of the Victorian period when ''in 1847 paupers were put to bone-crushing: they were so ill fed that they fought each other for the putrid gristle from the horses' bones.'' The speed of narration - nine centuries in 700 pages - begins only in the Victorian era to operate like time-lapse photography; the landscape we have watched changing slowly now develops fissures in a flash, and a new, deeper abyss opens between the ruling elite and the masses of hideously suffering poor.</w:t>
+        <w:t>He likes to dish out flak as well as take it. In February 2010, Farage gained a measure of international fame, or notoriety, when Herman Van Rompuy, a Belgian politician who was the newly appointed president of the European Union, was in Strasbourg, France, to address the Parliament. Farage told Van Rompuy to his face that he was a man with ''the charisma of a damp rag'' -- those tea towels on sale at the UKIP meeting in Bath bore Van Rompuy's face and the words ''Genuine Belgian Damp Rag'' -- and that no one outside Belgium had ever heard of him. It left Van Rompuy in stunned silence and quickly became a YouTube classic.</w:t>
         <w:br/>
-        <w:t>For example, Mr. Hibbert juxtaposes the anecdotage of the anonymous ''My Secret Life'' (''You can always have a field girl. . . . Nobody cares'') with a commission report on children's employment that records the voice of a raped 13-year-old field girl. Here, since the Victorian reformers themselves supplied the documents, Mr. Hibbert is able to supply a corrective view. It would have been more difficult, but not impossible, for him to have supplied a similar perspective in the case of Boswell and Pepys.</w:t>
+        <w:t>Among those who cheered Farage's vulgar assault were plenty of Tory M.P.s at Westminster. They are openly rebellious and disloyal to Prime Minister David Cameron and close to UKIP in spirit. Cameron has placated them by promising a referendum on whether or not to stay in the E.U. after the next election.</w:t>
         <w:br/>
-        <w:t>Moving through his four periods in paired social groupings - such as ''Pupils and Masters,'' ''Actors and Playgoers,'' ''Masters and Workers,'' ''Homes and Holidays'' - Mr. Hibbert paints scenes teeming with detail that richly evoke the evolution of a wide range of social institutions: education, medicine, marriage, work, leisure, theater, commerce and, not least, eating. Anyone on a diet would be advised to postpone this book. So sensuous is the evocation of food, with page-long menus to exemplify the difference between cultural periods (one chapter is titled ''Roasted Chickens - Pease - Lobsters - Strawberries''), the reader is inspired to snack a great deal. And, since the book is as long as it is rich, one's appreciation of Mr. Hibbert's delectable style may be weighed on the scales. ''The English'' goes down like the buttered toast they invented: ''There is a way of roasting slices of buttered bread before the fire which is incomparable,'' a foreigner observed. ''One slice after another is taken and held to the fire with a fork till the butter soaks through the whole pile of slices. This is called toast.'' ''Toast'' also has an entry in the index.</w:t>
+        <w:t>But here is a tangle of paradoxes. Many voters -- British and otherwise -- use the European elections as a way to vent their spleen against their governments, and conventional politics in general, but then return to the mainstream parties in national elections. However well it does in these European elections, UKIP is still not certain to win any seats at the British general election in a year's time. And because Labour and Liberal Democrats are opposed to a referendum on European withdrawal, one will be held only if the Conservatives win an absolute majority at Westminster. That doesn't seem very likely at present -- and what makes it less so is the prospect of UKIP stealing votes from the Conservatives and handing the election to Labour.</w:t>
+        <w:br/>
+        <w:t>Although UKIP has the E.U. as its central obsession, its support stems from discontent with much broader social and cultural change -- a fundamental disquiet with the rapidly shifting face of England. Farage delights some and disgusts others, and yet no one is quite sure what to make of him, or even knows for sure who he is.</w:t>
+        <w:br/>
+        <w:t>Nigel Farage was born in 1964, the son of a stockbroker who overcame alcoholism but ultimately left his family. Farage grew up in a village on the North Downs of Kent, where he still lives ''within a mile or two,'' and not far from Chartwell, the home of Winston Churchill. His is an incantatory name. Like Ronald Reagan and Benjamin Netanyahu before him, Farage enjoys nothing more than to be photographed in front of a portrait of Churchill, who is continually invoked by UKIP speakers -- four times in Bath, by my count.</w:t>
+        <w:br/>
+        <w:t>Farage went to Dulwich College in south London, an excellent private school with the distinction of having educated P. G. Wodehouse and Raymond Chandler. By his own account, Farage was a noisy and annoying boy, and a letter from his school days recently returned to haunt him. When he was chosen to be a prefect, one of his teachers wrote an objection to the boy's offensively right-wing opinions. ''Of course I said some ridiculous things,'' Farage says with a grin and a shrug, ''not necessarily racist things.'' Grinning and shrugging is something he does often.</w:t>
+        <w:br/>
+        <w:t>As a schoolboy, he was already absorbed by politics. He knew the man who ran the Conservative Party in his village, ''who'd come back from India in '47 and who believed in drinks at 6 o'clock in a truly remarkable way,'' Farage says with a tinge of admiration. ''You know -- six or seven large Scotches before dinner!''</w:t>
+        <w:br/>
+        <w:t>But his real conversion came after a visit to his school by Sir Keith Joseph, that fascinating Tory, very rich and very clever, who was Margaret Thatcher's advance guard, the proto-apostle of a revived free-market creed. Farage says he was ''so taken by Keith Joseph that I joined the Tory Party at 14.''</w:t>
+        <w:br/>
+        <w:t>At 17 he supposed that he would go to college or join the army ''and then think about the City'' -- of London that is, the British Wall Street. But then Margaret Thatcher was elected in 1979. Her government cut taxes, and by 1986 came the so-called Big Bang, the deregulation that quickly transformed the financial sector, for better or worse. Farage heard about the ''bright young things'' in the City who were ''living hard, doing terribly well'' and working at a frenetic pace. ''I thought, Well, I've got to become one of them as quickly as possible.''</w:t>
+        <w:br/>
+        <w:t>So he did, joining the London Metal Exchange as a broker. Farage's book, ''Flying Free,'' is quite readable by the admittedly low standards of political memoirs. In it, he cheerfully describes his City years, not quite an English Wolf of Wall Street but a lad making money fast through a long day and drinking hard through a long night, marrying, chasing women, divorcing.</w:t>
+        <w:br/>
+        <w:t>In 1990, Thatcher was deposed by a party coup, to Farage's disgust. ''The way it was done -- and the people that did it,'' he snorts. ''Chinless bloody nobodies who wouldn't have existed without her.'' In 1992, the Maastricht Treaty turned the European Community into a Union, on paper at least, and conceived the single currency that was adopted by many members 10 years later. Farage was so horrified by this that he joined the group that became UKIP, although he soon fell out with some members.</w:t>
+        <w:br/>
+        <w:t>In those days, he not only said but also did some ridiculous things. When he was 21, he spent an argumentative evening in the pub downing beer and Irish whiskey and was hit by a car while walking home. After months of recuperation, he learned that he had testicular cancer, but he was successfully operated on. (He ''thanked God'' that he'd had ''two of them,'' and he went on to father two sons by his first wife and then two daughters by his second and present wife, Kirsten Mehr, who is German.)</w:t>
+        <w:br/>
+        <w:t>Then, on the day of the last British general election, in 2010, he was in a light aircraft towing a UKIP banner when it crashed. Farage was very lucky to survive, and he turned the disaster into a career move: The title ''Flying Free'' alludes to the crash, and the back cover features a photograph of the author emerging dazed from the wreckage. That kind of brazen cheerfulness is part of his appeal, along with his act as a man of the people (albeit an expensively educated man whose father was a stockbroker).</w:t>
+        <w:br/>
+        <w:t>When the government broke promises last year to set a minimum price for alcohol and to restrict sales of cigarettes, Sarah Wollaston, a family doctor turned Conservative M.P., asked angrily: Who on earth wants to be known as ''the party of booze and fags?''</w:t>
+        <w:br/>
+        <w:t>Her question is easily answered: UKIP does. Rarely is Farage photographed without a glass of beer in one hand and a cigarette in the other, and he has consistently enjoyed good press -- better than he deserves, critics say -- because journalists find him convivial and entertaining, which, it's fair to say, he is.</w:t>
+        <w:br/>
+        <w:t>We met at Boisdale, a restaurant that he frequents not far from Victoria Station and that itself deserves critical deconstruction. Much tartan is spread about, but then ''the owner is the heir to the chief clanship'' of the Macdonalds of Clanranald, Farage assured me. The steaks are man-size, the wine flows freely and there's a smoking terrace above, which is why Farage particularly likes the place.</w:t>
+        <w:br/>
+        <w:t>After we washed down our lunch with Champagne and ''this excellent claret,'' as he politely called the wine I ordered, we repaired upstairs for another glass of wine and, in his case, several more cigarettes. Political lunches in Washington aren't like this nowadays.</w:t>
+        <w:br/>
+        <w:t>Maybe there's a connection between Farage's hail-fellow affability and the antics of his party colleagues: One embarrassing episode after another has suggested that the leader isn't concentrating on keeping order in the ranks. UKIP calls itself ''the libertarian anti-racist party,'' and one speaker in Bath said, ''If you're a racist, leave now.'' That might all sound like protesting too much, especially when one UKIP member has denounced ''the Zionist Jews'' and another has told a popular black entertainer that he should live in a ''black country.''</w:t>
+        <w:br/>
+        <w:t>All that is no more than ''saying some silly things on Twitter after a few pints,'' Farage says, and anyway these are people of no account in the party. But that can't excuse the egregious Godfrey Bloom, a UKIP Euro M.P. By way of denouncing overseas aid last summer, Bloom asked why the British were giving money to ''Bongo-Bongo-land.'' When rebuked, he first said that he had intended ''President Bongo of Gabon'' (the Gabon president is Ali Bongo Ondimba) and then, on television, that a bongo was ''a white antelope that lives in the forest'' (they are actually auburn with white stripes).</w:t>
+        <w:br/>
+        <w:t>When William F. Buckley was helping to mold the modern American conservative movement more than a half-century ago, his first task, he later said, was to purge the nasty racists and anti-Semites. Farage wants us to believe that he is doing the same. He was eager to tell me that he was speaking the following evening at a meeting organized by The Jewish Chronicle, that he had spoken at mosques several times and that his activists now included a rabbi and a Muslim businessman.</w:t>
+        <w:br/>
+        <w:t>Even if you might charitably say that Bloom probably isn't a real bigot, just a boor and a buffoon, that's not really much help to Farage if he's trying to cut a serious political figure. It's also not his biggest problem. On the face of it, UKIP seems to be a single-issue party, but it is hard to imagine how the obsession with Europe can sustain voter interest in the long run. When UKIP claims that this is the central issue of the day for all British people, it is demonstrably wrong. Polls show that Europe is far down the list of voters' concerns, after the economy, employment, health care and immigration.</w:t>
+        <w:br/>
+        <w:t>To be sure, the European Union is not loved in England today, but then neither is it in most other member states, as a startling continentwide survey has just shown. Asked whether they favored ''a more integrated European Union, with more decisions being taken by the E.U.,'' only 15 percent of French voters and 12 percent of Germans agreed. And while a mere 5 percent of British voters did, that was exactly the same as in progressive Sweden.</w:t>
+        <w:br/>
+        <w:t>What's odder is that the issue in question, if it is resolved as the party wants, would mean the party's own destruction. Suppose that UKIP had its way, a referendum were held and the British voted to leave the E.U.? What then for UKIP?</w:t>
+        <w:br/>
+        <w:t>It's true that it does have a ragbag of other policies, some of which resonate even with people who are deeply suspicious of UKIP and allergic to Farage. There is, for instance, UKIP's opposition to the wind turbines that are now covering the countryside or the Pharaonic plan for a high-speed railway line that will cost untold billions while destroying more of rural England. And there is also its hostility to military intervention.</w:t>
+        <w:br/>
+        <w:t>''I would gladly have put on a uniform to fight for the Falklands,'' Farage told me, but he and his party opposed Tony Blair's crusade in Iraq. And it was the cranks of UKIP, rather than the bellicose Labour and Tory Parties, that represented the British public, which never wanted the war. Since then, UKIP has opposed the intervention in Libya and the intervention that might have been in Syria.</w:t>
+        <w:br/>
+        <w:t>At the beginning of April, Farage debated on television with Nick Clegg, the leader of the Liberal Democrats, and taunted him for his support for bombing Libya. ''The British people have had enough of endless foreign military interventions,'' Farage said to loud applause. It was notable that while the mainstream pundits who were there to comment on the debate thought that Clegg won, the public, by way of pollsters, gave the victory to Farage, 68 percent to 27 percent.</w:t>
+        <w:br/>
+        <w:t>Much of UKIP's appeal is resentment at a fast-changing world and yearning for a lost -- and no doubt largely imaginary -- England, whispering the last enchantments of the 1950s. It may be retrograde, but some of it is harmless. Farage told me that one of the proudest moments of his life was appearing on ''Test Match Special,'' the BBC radio program covering cricket. Explaining that to American readers is a little like describing the arcane rites of a tribe in the Borneo rain forest, but anyway, a test match, or an international cricket game, say between England and Australia, lasts from 10:30 in the morning to 6 at night for five days running.</w:t>
+        <w:br/>
+        <w:t>That means that ''T.M.S.,'' which seems to have been on air all my life, provides endless opportunity, apart from actual commentary on the play, for old codgers to ruminate, tease one another and exchange anecdotes, all as if time had stood still since Compton and Edrich were batting for England 60 or more years ago.</w:t>
+        <w:br/>
+        <w:t>Or even before that. ''When I first spoke at UKIP meetings,'' Farage told me with a smile, ''half the chaps in the audience were wearing Bomber Command ties,'' those brave old men no doubt thinking wistfully of the days when they could give more forceful expression to their Euroskepticism by incinerating Hamburg and Berlin.</w:t>
+        <w:br/>
+        <w:t>There aren't many aircrew left, or enough men whose natural habitat is the bar at the golf club to form a real electoral constituency. What the latest research shows, not so surprisingly, is that a large part of UKIP's support comes from former Labour voters, the old working class, who feel left behind and excluded. ''White face, blue collar, gray hair'' was one succinct description of these voters.</w:t>
+        <w:br/>
+        <w:t>Even if the UKIP voter profile isn't so much mature as downright elderly, with very few young supporters, that might not be such a disadvantage. In all recent British elections, people over 60 have been far more likely to vote than those under 30, which in itself is quite ominous for the future of democracy.</w:t>
+        <w:br/>
+        <w:t>Strange things have been happening in British politics. The old Tory-Labour duopoly is gone (the two parties divided more than 97 percent of the vote between them in 1951, barely 65 percent by 2010), while voting turnout and party membership have plummeted, likewise ominously for democracy: From 1950 to 2001, the percentage of British citizens who voted fell to 59 percent, from 84 percent.</w:t>
+        <w:br/>
+        <w:t>Today's parliamentary leaders of the larger parties -- Cameron, Clegg and Ed Miliband of Labour -- are all uncharismatic, unexciting and unconvincing. At the same time, far and away the most colorful and provocative politicians of the moment are not in Parliament at all. One is Boris Johnson, the roistering, entertaining and extremely ambitious mayor of London. Another is Alex Salmond, the crafty and formidable leader of the Scottish National Party. And then there is Farage.</w:t>
+        <w:br/>
+        <w:t>They might all in their different ways be considered mountebanks, but they appeal to more and more voters who are disenchanted with mainline politics -- a disenchantment that has helped Farage personally as well as politically. Quite apart from the political charges, he has been accused of tax avoidance, as well as other shady financial dealings. He employs his wife on the public payroll and was said to have employed a former mistress as well. (Farage has denied this in print.) And none of it matters. Farage almost relishes playing the stage villain, the bounder or rotter, and he sails through it all with the accusations running off him like rain off his waterproof Barbour coat. It's the same with Johnson, London's mayor, whose highly eventful sex life doesn't seem to have damaged him politically at all.</w:t>
+        <w:br/>
+        <w:t>If anything, Farage's brashly rebarbative manner and checkered career have made it too easy for the respectable consensus to dismiss him and to overlook the fact that not everything he says is wrong. The European Union really is bloated, corrupt and undemocratic. Its ruling elite is indeed an unaccountable, self-perpetuating and self-satisfied oligarchy.</w:t>
+        <w:br/>
+        <w:t>A single currency embracing countries wildly disparate in economic performance has been a disaster for many, leaving tens of millions of young people in Greece, Spain and Italy with no jobs, no money and no future. The grandiose posturing of that oligarchy in Brussels or Strasbourg is embarrassing in the circumstances. They speak as if the ''European Union'' were some equivalent of, and rival to, the American Union, when in reality the member states can't agree on anything from banking policy to Ukraine.</w:t>
+        <w:br/>
+        <w:t>In one European country after another, nationalist or nativist or frankly racist parties -- and UKIP has had a tinge of all these characteristics -- are on the rise. It's possible that many representatives of such parties will sweep into the European Parliament this week, but if that happens, it will not be good enough to blame those who vote for them. To the contrary, it will be hard not to feel that the complacent Eurocracy had it coming.</w:t>
+        <w:br/>
+        <w:t>As for UKIP, it may or may not be a serious political force with a real future, but its rise is a reproach to the mainstream political parties. Next year's British general election is the hardest to call in many years, with the Tories fractious and contumacious, Labour still baffled by how to deal with the legacy of Blair (''my closest partner and best friend on the world stage,'' as George W. Bush so truly called him) and the Lib Dems possibly facing electoral implosion.</w:t>
+        <w:br/>
+        <w:t>All of that, and the wild card of UKIP. Nigel Farage and his team of oddballs may not have any very constructive answer to our problems. But as Farage has put it: ''If you're on a train headed for a crash, you get off.''</w:t>
+        <w:br/>
+        <w:br/>
+        <w:t>http://www.nytimes.com/2014/05/18/magazine/nigel-farage-and-his-uk-independence-party-want-out-of-europe.html</w:t>
+        <w:br/>
+        <w:br/>
+        <w:t>Graphic</w:t>
+        <w:br/>
+        <w:br/>
+        <w:t xml:space="preserve"> </w:t>
+        <w:br/>
+        <w:t>PHOTOS: PHOTO (MM23)</w:t>
+        <w:br/>
+        <w:t xml:space="preserve"> Nigel Farage was hit by an egg during an appearance in Nottingham on May 1. (PHOTOGRAPHS BY IMMO KLINK FOR THE NEW YORK TIMES) (MM25)</w:t>
       </w:r>
     </w:p>
     <w:sectPr>
